--- a/docs/visites-guidees/saint-sauveur-chora.docx
+++ b/docs/visites-guidees/saint-sauveur-chora.docx
@@ -111,7 +111,7 @@
           <w:noProof/>
         </w:rPr>
         <w:drawing>
-          <wp:inline distT="0" distB="0" distL="0" distR="0" wp14:anchorId="7E07E075" wp14:editId="47291502">
+          <wp:inline distT="0" distB="0" distL="0" distR="0" wp14:anchorId="7E07E075" wp14:editId="1D99BE30">
             <wp:extent cx="5943600" cy="3343275"/>
             <wp:effectExtent l="0" t="0" r="0" b="9525"/>
             <wp:docPr id="1312196902" name="Image 1"/>
@@ -828,6 +828,59 @@
         <w:spacing w:before="100" w:after="60"/>
         <w:jc w:val="center"/>
       </w:pPr>
+      <w:r>
+        <w:rPr>
+          <w:noProof/>
+        </w:rPr>
+        <w:drawing>
+          <wp:inline distT="0" distB="0" distL="0" distR="0" wp14:anchorId="57AEE9F3" wp14:editId="0BC19C66">
+            <wp:extent cx="5943600" cy="3343275"/>
+            <wp:effectExtent l="0" t="0" r="0" b="9525"/>
+            <wp:docPr id="1915046668" name="Image 1"/>
+            <wp:cNvGraphicFramePr>
+              <a:graphicFrameLocks xmlns:a="http://schemas.openxmlformats.org/drawingml/2006/main" noChangeAspect="1"/>
+            </wp:cNvGraphicFramePr>
+            <a:graphic xmlns:a="http://schemas.openxmlformats.org/drawingml/2006/main">
+              <a:graphicData uri="http://schemas.openxmlformats.org/drawingml/2006/picture">
+                <pic:pic xmlns:pic="http://schemas.openxmlformats.org/drawingml/2006/picture">
+                  <pic:nvPicPr>
+                    <pic:cNvPr id="0" name="Picture 1"/>
+                    <pic:cNvPicPr>
+                      <a:picLocks noChangeAspect="1" noChangeArrowheads="1"/>
+                    </pic:cNvPicPr>
+                  </pic:nvPicPr>
+                  <pic:blipFill>
+                    <a:blip r:embed="rId9" cstate="print">
+                      <a:extLst>
+                        <a:ext uri="{28A0092B-C50C-407E-A947-70E740481C1C}">
+                          <a14:useLocalDpi xmlns:a14="http://schemas.microsoft.com/office/drawing/2010/main" val="0"/>
+                        </a:ext>
+                      </a:extLst>
+                    </a:blip>
+                    <a:srcRect/>
+                    <a:stretch>
+                      <a:fillRect/>
+                    </a:stretch>
+                  </pic:blipFill>
+                  <pic:spPr bwMode="auto">
+                    <a:xfrm>
+                      <a:off x="0" y="0"/>
+                      <a:ext cx="5943600" cy="3343275"/>
+                    </a:xfrm>
+                    <a:prstGeom prst="rect">
+                      <a:avLst/>
+                    </a:prstGeom>
+                    <a:noFill/>
+                    <a:ln>
+                      <a:noFill/>
+                    </a:ln>
+                  </pic:spPr>
+                </pic:pic>
+              </a:graphicData>
+            </a:graphic>
+          </wp:inline>
+        </w:drawing>
+      </w:r>
     </w:p>
     <w:p>
       <w:pPr>
@@ -842,39 +895,6 @@
         </w:rPr>
         <w:t>Vue d'ensemble des voûtes du narthex extérieur (repère généré).</w:t>
       </w:r>
-    </w:p>
-    <w:p>
-      <w:pPr>
-        <w:spacing w:after="260"/>
-      </w:pPr>
-      <w:r>
-        <w:rPr>
-          <w:i/>
-          <w:iCs/>
-          <w:color w:val="555555"/>
-        </w:rPr>
-        <w:t xml:space="preserve">Photo réelle à consulter / insérer : </w:t>
-      </w:r>
-      <w:hyperlink r:id="rId9" w:history="1">
-        <w:r>
-          <w:rPr>
-            <w:rStyle w:val="Lienhypertexte"/>
-          </w:rPr>
-          <w:t>photo réelle du nar</w:t>
-        </w:r>
-        <w:r>
-          <w:rPr>
-            <w:rStyle w:val="Lienhypertexte"/>
-          </w:rPr>
-          <w:t>t</w:t>
-        </w:r>
-        <w:r>
-          <w:rPr>
-            <w:rStyle w:val="Lienhypertexte"/>
-          </w:rPr>
-          <w:t>hex extérieur</w:t>
-        </w:r>
-      </w:hyperlink>
     </w:p>
     <w:p>
       <w:pPr>
@@ -962,8 +982,9 @@
         <w:rPr>
           <w:noProof/>
         </w:rPr>
+        <w:lastRenderedPageBreak/>
         <w:drawing>
-          <wp:inline distT="0" distB="0" distL="0" distR="0" wp14:anchorId="55991783" wp14:editId="035DF914">
+          <wp:inline distT="0" distB="0" distL="0" distR="0" wp14:anchorId="55991783" wp14:editId="1CF55B70">
             <wp:extent cx="5943600" cy="3343275"/>
             <wp:effectExtent l="0" t="0" r="0" b="9525"/>
             <wp:docPr id="1752747187" name="Image 3"/>
@@ -975,6 +996,79 @@
                 <pic:pic xmlns:pic="http://schemas.openxmlformats.org/drawingml/2006/picture">
                   <pic:nvPicPr>
                     <pic:cNvPr id="0" name="Picture 5"/>
+                    <pic:cNvPicPr>
+                      <a:picLocks noChangeAspect="1" noChangeArrowheads="1"/>
+                    </pic:cNvPicPr>
+                  </pic:nvPicPr>
+                  <pic:blipFill>
+                    <a:blip r:embed="rId9" cstate="print">
+                      <a:extLst>
+                        <a:ext uri="{28A0092B-C50C-407E-A947-70E740481C1C}">
+                          <a14:useLocalDpi xmlns:a14="http://schemas.microsoft.com/office/drawing/2010/main" val="0"/>
+                        </a:ext>
+                      </a:extLst>
+                    </a:blip>
+                    <a:srcRect/>
+                    <a:stretch>
+                      <a:fillRect/>
+                    </a:stretch>
+                  </pic:blipFill>
+                  <pic:spPr bwMode="auto">
+                    <a:xfrm>
+                      <a:off x="0" y="0"/>
+                      <a:ext cx="5943600" cy="3343275"/>
+                    </a:xfrm>
+                    <a:prstGeom prst="rect">
+                      <a:avLst/>
+                    </a:prstGeom>
+                    <a:noFill/>
+                    <a:ln>
+                      <a:noFill/>
+                    </a:ln>
+                  </pic:spPr>
+                </pic:pic>
+              </a:graphicData>
+            </a:graphic>
+          </wp:inline>
+        </w:drawing>
+      </w:r>
+    </w:p>
+    <w:p>
+      <w:pPr>
+        <w:spacing w:after="200"/>
+        <w:jc w:val="center"/>
+      </w:pPr>
+      <w:r>
+        <w:rPr>
+          <w:i/>
+          <w:iCs/>
+          <w:color w:val="555555"/>
+        </w:rPr>
+        <w:t>Repère visuel : scène de la Nativité (mosaïque réelle non reproduite pour droits d'auteur).</w:t>
+      </w:r>
+    </w:p>
+    <w:p>
+      <w:pPr>
+        <w:spacing w:before="100" w:after="60"/>
+        <w:jc w:val="center"/>
+      </w:pPr>
+      <w:r>
+        <w:rPr>
+          <w:noProof/>
+        </w:rPr>
+        <w:drawing>
+          <wp:inline distT="0" distB="0" distL="0" distR="0" wp14:anchorId="605B141D" wp14:editId="4A864AEE">
+            <wp:extent cx="5943600" cy="3343275"/>
+            <wp:effectExtent l="0" t="0" r="0" b="9525"/>
+            <wp:docPr id="774737287" name="Image 4"/>
+            <wp:cNvGraphicFramePr>
+              <a:graphicFrameLocks xmlns:a="http://schemas.openxmlformats.org/drawingml/2006/main" noChangeAspect="1"/>
+            </wp:cNvGraphicFramePr>
+            <a:graphic xmlns:a="http://schemas.openxmlformats.org/drawingml/2006/main">
+              <a:graphicData uri="http://schemas.openxmlformats.org/drawingml/2006/picture">
+                <pic:pic xmlns:pic="http://schemas.openxmlformats.org/drawingml/2006/picture">
+                  <pic:nvPicPr>
+                    <pic:cNvPr id="0" name="Picture 7"/>
                     <pic:cNvPicPr>
                       <a:picLocks noChangeAspect="1" noChangeArrowheads="1"/>
                     </pic:cNvPicPr>
@@ -1023,7 +1117,111 @@
           <w:iCs/>
           <w:color w:val="555555"/>
         </w:rPr>
-        <w:t>Repère visuel : scène de la Nativité (mosaïque réelle non reproduite pour droits d'auteur).</w:t>
+        <w:t xml:space="preserve">Repère visuel : le recensement de </w:t>
+      </w:r>
+      <w:proofErr w:type="spellStart"/>
+      <w:r>
+        <w:rPr>
+          <w:i/>
+          <w:iCs/>
+          <w:color w:val="555555"/>
+        </w:rPr>
+        <w:t>Quirinius</w:t>
+      </w:r>
+      <w:proofErr w:type="spellEnd"/>
+      <w:r>
+        <w:rPr>
+          <w:i/>
+          <w:iCs/>
+          <w:color w:val="555555"/>
+        </w:rPr>
+        <w:t>.</w:t>
+      </w:r>
+    </w:p>
+    <w:p>
+      <w:pPr>
+        <w:pBdr>
+          <w:bottom w:val="single" w:sz="6" w:space="4" w:color="B08D57"/>
+        </w:pBdr>
+        <w:spacing w:before="300" w:after="120"/>
+      </w:pPr>
+      <w:r>
+        <w:rPr>
+          <w:b/>
+          <w:bCs/>
+          <w:sz w:val="26"/>
+          <w:szCs w:val="26"/>
+        </w:rPr>
+        <w:t>Le cycle des Miracles</w:t>
+      </w:r>
+    </w:p>
+    <w:p>
+      <w:pPr>
+        <w:spacing w:after="160"/>
+      </w:pPr>
+      <w:r>
+        <w:t>La seconde moitié du narthex extérieur s'attache aux miracles publics du Christ, dans un ordre qui n'est pas strictement chronologique mais thématique :</w:t>
+      </w:r>
+    </w:p>
+    <w:p>
+      <w:pPr>
+        <w:pStyle w:val="Paragraphedeliste"/>
+        <w:numPr>
+          <w:ilvl w:val="0"/>
+          <w:numId w:val="1"/>
+        </w:numPr>
+        <w:spacing w:after="80"/>
+      </w:pPr>
+      <w:r>
+        <w:lastRenderedPageBreak/>
+        <w:t>Les Noces de Cana — la transformation de l'eau en vin, premier miracle public du Christ.</w:t>
+      </w:r>
+    </w:p>
+    <w:p>
+      <w:pPr>
+        <w:pStyle w:val="Paragraphedeliste"/>
+        <w:numPr>
+          <w:ilvl w:val="0"/>
+          <w:numId w:val="1"/>
+        </w:numPr>
+        <w:spacing w:after="80"/>
+      </w:pPr>
+      <w:r>
+        <w:t>La multiplication des pains, épisode de la « multiplication miraculeuse » pour cinq mille personnes.</w:t>
+      </w:r>
+    </w:p>
+    <w:p>
+      <w:pPr>
+        <w:pStyle w:val="Paragraphedeliste"/>
+        <w:numPr>
+          <w:ilvl w:val="0"/>
+          <w:numId w:val="1"/>
+        </w:numPr>
+        <w:spacing w:after="80"/>
+      </w:pPr>
+      <w:r>
+        <w:t xml:space="preserve">La Samaritaine au puits, et la guérison du paralytique à la piscine de </w:t>
+      </w:r>
+      <w:proofErr w:type="spellStart"/>
+      <w:r>
+        <w:t>Béthesda</w:t>
+      </w:r>
+      <w:proofErr w:type="spellEnd"/>
+      <w:r>
+        <w:t>.</w:t>
+      </w:r>
+    </w:p>
+    <w:p>
+      <w:pPr>
+        <w:pStyle w:val="Paragraphedeliste"/>
+        <w:numPr>
+          <w:ilvl w:val="0"/>
+          <w:numId w:val="1"/>
+        </w:numPr>
+        <w:spacing w:after="80"/>
+      </w:pPr>
+      <w:r>
+        <w:t>Le baptême du Christ par Jean-Baptiste, puis la Tentation du Christ par le diable — quatre scènes réparties sur la voûte sud.</w:t>
       </w:r>
     </w:p>
     <w:p>
@@ -1035,12 +1233,11 @@
         <w:rPr>
           <w:noProof/>
         </w:rPr>
-        <w:lastRenderedPageBreak/>
         <w:drawing>
-          <wp:inline distT="0" distB="0" distL="0" distR="0" wp14:anchorId="605B141D" wp14:editId="673BFCCC">
+          <wp:inline distT="0" distB="0" distL="0" distR="0" wp14:anchorId="72A37DEE" wp14:editId="2E2B3468">
             <wp:extent cx="5943600" cy="3343275"/>
             <wp:effectExtent l="0" t="0" r="0" b="9525"/>
-            <wp:docPr id="774737287" name="Image 4"/>
+            <wp:docPr id="233051389" name="Image 6"/>
             <wp:cNvGraphicFramePr>
               <a:graphicFrameLocks xmlns:a="http://schemas.openxmlformats.org/drawingml/2006/main" noChangeAspect="1"/>
             </wp:cNvGraphicFramePr>
@@ -1048,7 +1245,7 @@
               <a:graphicData uri="http://schemas.openxmlformats.org/drawingml/2006/picture">
                 <pic:pic xmlns:pic="http://schemas.openxmlformats.org/drawingml/2006/picture">
                   <pic:nvPicPr>
-                    <pic:cNvPr id="0" name="Picture 7"/>
+                    <pic:cNvPr id="0" name="Picture 14"/>
                     <pic:cNvPicPr>
                       <a:picLocks noChangeAspect="1" noChangeArrowheads="1"/>
                     </pic:cNvPicPr>
@@ -1097,183 +1294,6 @@
           <w:iCs/>
           <w:color w:val="555555"/>
         </w:rPr>
-        <w:t xml:space="preserve">Repère visuel : le recensement de </w:t>
-      </w:r>
-      <w:proofErr w:type="spellStart"/>
-      <w:r>
-        <w:rPr>
-          <w:i/>
-          <w:iCs/>
-          <w:color w:val="555555"/>
-        </w:rPr>
-        <w:t>Quirinius</w:t>
-      </w:r>
-      <w:proofErr w:type="spellEnd"/>
-      <w:r>
-        <w:rPr>
-          <w:i/>
-          <w:iCs/>
-          <w:color w:val="555555"/>
-        </w:rPr>
-        <w:t>.</w:t>
-      </w:r>
-    </w:p>
-    <w:p>
-      <w:pPr>
-        <w:pBdr>
-          <w:bottom w:val="single" w:sz="6" w:space="4" w:color="B08D57"/>
-        </w:pBdr>
-        <w:spacing w:before="300" w:after="120"/>
-      </w:pPr>
-      <w:r>
-        <w:rPr>
-          <w:b/>
-          <w:bCs/>
-          <w:sz w:val="26"/>
-          <w:szCs w:val="26"/>
-        </w:rPr>
-        <w:t>Le cycle des Miracles</w:t>
-      </w:r>
-    </w:p>
-    <w:p>
-      <w:pPr>
-        <w:spacing w:after="160"/>
-      </w:pPr>
-      <w:r>
-        <w:t>La seconde moitié du narthex extérieur s'attache aux miracles publics du Christ, dans un ordre qui n'est pas strictement chronologique mais thématique :</w:t>
-      </w:r>
-    </w:p>
-    <w:p>
-      <w:pPr>
-        <w:pStyle w:val="Paragraphedeliste"/>
-        <w:numPr>
-          <w:ilvl w:val="0"/>
-          <w:numId w:val="1"/>
-        </w:numPr>
-        <w:spacing w:after="80"/>
-      </w:pPr>
-      <w:r>
-        <w:t>Les Noces de Cana — la transformation de l'eau en vin, premier miracle public du Christ.</w:t>
-      </w:r>
-    </w:p>
-    <w:p>
-      <w:pPr>
-        <w:pStyle w:val="Paragraphedeliste"/>
-        <w:numPr>
-          <w:ilvl w:val="0"/>
-          <w:numId w:val="1"/>
-        </w:numPr>
-        <w:spacing w:after="80"/>
-      </w:pPr>
-      <w:r>
-        <w:t>La multiplication des pains, épisode de la « multiplication miraculeuse » pour cinq mille personnes.</w:t>
-      </w:r>
-    </w:p>
-    <w:p>
-      <w:pPr>
-        <w:pStyle w:val="Paragraphedeliste"/>
-        <w:numPr>
-          <w:ilvl w:val="0"/>
-          <w:numId w:val="1"/>
-        </w:numPr>
-        <w:spacing w:after="80"/>
-      </w:pPr>
-      <w:r>
-        <w:t xml:space="preserve">La Samaritaine au puits, et la guérison du paralytique à la piscine de </w:t>
-      </w:r>
-      <w:proofErr w:type="spellStart"/>
-      <w:r>
-        <w:t>Béthesda</w:t>
-      </w:r>
-      <w:proofErr w:type="spellEnd"/>
-      <w:r>
-        <w:t>.</w:t>
-      </w:r>
-    </w:p>
-    <w:p>
-      <w:pPr>
-        <w:pStyle w:val="Paragraphedeliste"/>
-        <w:numPr>
-          <w:ilvl w:val="0"/>
-          <w:numId w:val="1"/>
-        </w:numPr>
-        <w:spacing w:after="80"/>
-      </w:pPr>
-      <w:r>
-        <w:t>Le baptême du Christ par Jean-Baptiste, puis la Tentation du Christ par le diable — quatre scènes réparties sur la voûte sud.</w:t>
-      </w:r>
-    </w:p>
-    <w:p>
-      <w:pPr>
-        <w:spacing w:before="100" w:after="60"/>
-        <w:jc w:val="center"/>
-      </w:pPr>
-      <w:r>
-        <w:rPr>
-          <w:noProof/>
-        </w:rPr>
-        <w:lastRenderedPageBreak/>
-        <w:drawing>
-          <wp:inline distT="0" distB="0" distL="0" distR="0" wp14:anchorId="72A37DEE" wp14:editId="4AEFA93A">
-            <wp:extent cx="5943600" cy="3343275"/>
-            <wp:effectExtent l="0" t="0" r="0" b="9525"/>
-            <wp:docPr id="233051389" name="Image 6"/>
-            <wp:cNvGraphicFramePr>
-              <a:graphicFrameLocks xmlns:a="http://schemas.openxmlformats.org/drawingml/2006/main" noChangeAspect="1"/>
-            </wp:cNvGraphicFramePr>
-            <a:graphic xmlns:a="http://schemas.openxmlformats.org/drawingml/2006/main">
-              <a:graphicData uri="http://schemas.openxmlformats.org/drawingml/2006/picture">
-                <pic:pic xmlns:pic="http://schemas.openxmlformats.org/drawingml/2006/picture">
-                  <pic:nvPicPr>
-                    <pic:cNvPr id="0" name="Picture 14"/>
-                    <pic:cNvPicPr>
-                      <a:picLocks noChangeAspect="1" noChangeArrowheads="1"/>
-                    </pic:cNvPicPr>
-                  </pic:nvPicPr>
-                  <pic:blipFill>
-                    <a:blip r:embed="rId12" cstate="print">
-                      <a:extLst>
-                        <a:ext uri="{28A0092B-C50C-407E-A947-70E740481C1C}">
-                          <a14:useLocalDpi xmlns:a14="http://schemas.microsoft.com/office/drawing/2010/main" val="0"/>
-                        </a:ext>
-                      </a:extLst>
-                    </a:blip>
-                    <a:srcRect/>
-                    <a:stretch>
-                      <a:fillRect/>
-                    </a:stretch>
-                  </pic:blipFill>
-                  <pic:spPr bwMode="auto">
-                    <a:xfrm>
-                      <a:off x="0" y="0"/>
-                      <a:ext cx="5943600" cy="3343275"/>
-                    </a:xfrm>
-                    <a:prstGeom prst="rect">
-                      <a:avLst/>
-                    </a:prstGeom>
-                    <a:noFill/>
-                    <a:ln>
-                      <a:noFill/>
-                    </a:ln>
-                  </pic:spPr>
-                </pic:pic>
-              </a:graphicData>
-            </a:graphic>
-          </wp:inline>
-        </w:drawing>
-      </w:r>
-    </w:p>
-    <w:p>
-      <w:pPr>
-        <w:spacing w:after="200"/>
-        <w:jc w:val="center"/>
-      </w:pPr>
-      <w:r>
-        <w:rPr>
-          <w:i/>
-          <w:iCs/>
-          <w:color w:val="555555"/>
-        </w:rPr>
         <w:t>Repère visuel : les Noces de Cana.</w:t>
       </w:r>
     </w:p>
@@ -1415,24 +1435,12 @@
         </w:rPr>
         <w:t xml:space="preserve">Photo réelle à consulter / insérer : </w:t>
       </w:r>
-      <w:hyperlink r:id="rId13" w:history="1">
+      <w:hyperlink r:id="rId12" w:history="1">
         <w:r>
           <w:rPr>
             <w:rStyle w:val="Lienhypertexte"/>
           </w:rPr>
-          <w:t xml:space="preserve">Christ </w:t>
-        </w:r>
-        <w:r>
-          <w:rPr>
-            <w:rStyle w:val="Lienhypertexte"/>
-          </w:rPr>
-          <w:t>P</w:t>
-        </w:r>
-        <w:r>
-          <w:rPr>
-            <w:rStyle w:val="Lienhypertexte"/>
-          </w:rPr>
-          <w:t>antocrator, mosaïque originale (</w:t>
+          <w:t>Christ Pantocrator, mosaïque originale (</w:t>
         </w:r>
         <w:proofErr w:type="spellStart"/>
         <w:r>
@@ -1518,7 +1526,7 @@
                     </pic:cNvPicPr>
                   </pic:nvPicPr>
                   <pic:blipFill>
-                    <a:blip r:embed="rId14">
+                    <a:blip r:embed="rId13">
                       <a:extLst>
                         <a:ext uri="{28A0092B-C50C-407E-A947-70E740481C1C}">
                           <a14:useLocalDpi xmlns:a14="http://schemas.microsoft.com/office/drawing/2010/main" val="0"/>
@@ -1652,7 +1660,7 @@
                     </pic:cNvPicPr>
                   </pic:nvPicPr>
                   <pic:blipFill>
-                    <a:blip r:embed="rId15" cstate="print">
+                    <a:blip r:embed="rId14" cstate="print">
                       <a:extLst>
                         <a:ext uri="{28A0092B-C50C-407E-A947-70E740481C1C}">
                           <a14:useLocalDpi xmlns:a14="http://schemas.microsoft.com/office/drawing/2010/main" val="0"/>
@@ -1769,7 +1777,7 @@
                     </pic:cNvPicPr>
                   </pic:nvPicPr>
                   <pic:blipFill>
-                    <a:blip r:embed="rId16">
+                    <a:blip r:embed="rId15">
                       <a:extLst>
                         <a:ext uri="{28A0092B-C50C-407E-A947-70E740481C1C}">
                           <a14:useLocalDpi xmlns:a14="http://schemas.microsoft.com/office/drawing/2010/main" val="0"/>
@@ -1868,7 +1876,7 @@
                     </pic:cNvPicPr>
                   </pic:nvPicPr>
                   <pic:blipFill>
-                    <a:blip r:embed="rId17">
+                    <a:blip r:embed="rId16">
                       <a:extLst>
                         <a:ext uri="{28A0092B-C50C-407E-A947-70E740481C1C}">
                           <a14:useLocalDpi xmlns:a14="http://schemas.microsoft.com/office/drawing/2010/main" val="0"/>
@@ -2041,7 +2049,7 @@
                     </pic:cNvPicPr>
                   </pic:nvPicPr>
                   <pic:blipFill>
-                    <a:blip r:embed="rId18">
+                    <a:blip r:embed="rId17">
                       <a:extLst>
                         <a:ext uri="{28A0092B-C50C-407E-A947-70E740481C1C}">
                           <a14:useLocalDpi xmlns:a14="http://schemas.microsoft.com/office/drawing/2010/main" val="0"/>
@@ -2241,7 +2249,7 @@
                     </pic:cNvPicPr>
                   </pic:nvPicPr>
                   <pic:blipFill>
-                    <a:blip r:embed="rId19" cstate="print">
+                    <a:blip r:embed="rId18" cstate="print">
                       <a:extLst>
                         <a:ext uri="{28A0092B-C50C-407E-A947-70E740481C1C}">
                           <a14:useLocalDpi xmlns:a14="http://schemas.microsoft.com/office/drawing/2010/main" val="0"/>
@@ -2392,7 +2400,7 @@
                     </pic:cNvPicPr>
                   </pic:nvPicPr>
                   <pic:blipFill>
-                    <a:blip r:embed="rId20">
+                    <a:blip r:embed="rId19">
                       <a:extLst>
                         <a:ext uri="{28A0092B-C50C-407E-A947-70E740481C1C}">
                           <a14:useLocalDpi xmlns:a14="http://schemas.microsoft.com/office/drawing/2010/main" val="0"/>
@@ -2662,7 +2670,7 @@
         <w:spacing w:after="200"/>
         <w:ind w:left="720"/>
       </w:pPr>
-      <w:hyperlink r:id="rId21" w:history="1">
+      <w:hyperlink r:id="rId20" w:history="1">
         <w:r>
           <w:rPr>
             <w:rStyle w:val="Lienhypertexte"/>
@@ -2773,7 +2781,7 @@
         <w:spacing w:after="160"/>
         <w:ind w:left="708"/>
       </w:pPr>
-      <w:hyperlink r:id="rId22" w:history="1">
+      <w:hyperlink r:id="rId21" w:history="1">
         <w:proofErr w:type="spellStart"/>
         <w:r>
           <w:rPr>
@@ -3441,6 +3449,7 @@
   <w:style w:type="character" w:default="1" w:styleId="Policepardfaut">
     <w:name w:val="Default Paragraph Font"/>
     <w:uiPriority w:val="1"/>
+    <w:semiHidden/>
     <w:unhideWhenUsed/>
   </w:style>
   <w:style w:type="table" w:default="1" w:styleId="TableauNormal">
